--- a/docs/deep-dive-manuel-livreur.docx
+++ b/docs/deep-dive-manuel-livreur.docx
@@ -2,7 +2,7 @@
 <file path=word/document.xml><?xml version="1.0" encoding="utf-8"?>
 <w:document xmlns:w="http://schemas.openxmlformats.org/wordprocessingml/2006/main" xmlns:m="http://schemas.openxmlformats.org/officeDocument/2006/math" xmlns:r="http://schemas.openxmlformats.org/officeDocument/2006/relationships" xmlns:o="urn:schemas-microsoft-com:office:office" xmlns:v="urn:schemas-microsoft-com:vml" xmlns:w10="urn:schemas-microsoft-com:office:word" xmlns:a="http://schemas.openxmlformats.org/drawingml/2006/main" xmlns:pic="http://schemas.openxmlformats.org/drawingml/2006/picture" xmlns:wp="http://schemas.openxmlformats.org/drawingml/2006/wordprocessingDrawing">
   <w:body>
-    <w:bookmarkStart w:id="102" w:name="manuel-dutilisation--livreur-pièces"/>
+    <w:bookmarkStart w:id="91" w:name="manuel-dutilisation--livreur-pièces"/>
     <w:p>
       <w:pPr>
         <w:pStyle w:val="Heading1"/>
@@ -84,7 +84,7 @@
         </w:pict>
       </w:r>
     </w:p>
-    <w:bookmarkStart w:id="20" w:name="table-des-matières"/>
+    <w:bookmarkStart w:id="9" w:name="table-des-matières"/>
     <w:p>
       <w:pPr>
         <w:pStyle w:val="Heading2"/>
@@ -406,8 +406,8 @@
         </w:pict>
       </w:r>
     </w:p>
-    <w:bookmarkEnd w:id="20"/>
-    <w:bookmarkStart w:id="24" w:name="Xfcc00fc1d37f94df108041d709986dc2b69be95"/>
+    <w:bookmarkEnd w:id="9"/>
+    <w:bookmarkStart w:id="13" w:name="Xfcc00fc1d37f94df108041d709986dc2b69be95"/>
     <w:p>
       <w:pPr>
         <w:pStyle w:val="Heading2"/>
@@ -416,7 +416,7 @@
         <w:t xml:space="preserve">1. Accès et connexion</w:t>
       </w:r>
     </w:p>
-    <w:bookmarkStart w:id="21" w:name="votre-rôle-sur-pièces"/>
+    <w:bookmarkStart w:id="10" w:name="votre-rôle-sur-pièces"/>
     <w:p>
       <w:pPr>
         <w:pStyle w:val="Heading3"/>
@@ -517,8 +517,8 @@
         <w:t xml:space="preserve">(RIDER) est attribué par un administrateur. Il ne s'obtient pas automatiquement à l'inscription.</w:t>
       </w:r>
     </w:p>
-    <w:bookmarkEnd w:id="21"/>
-    <w:bookmarkStart w:id="22" w:name="comment-se-connecter"/>
+    <w:bookmarkEnd w:id="10"/>
+    <w:bookmarkStart w:id="11" w:name="comment-se-connecter"/>
     <w:p>
       <w:pPr>
         <w:pStyle w:val="Heading3"/>
@@ -765,8 +765,8 @@
         <w:t xml:space="preserve">apparaît après 60 secondes</w:t>
       </w:r>
     </w:p>
-    <w:bookmarkEnd w:id="22"/>
-    <w:bookmarkStart w:id="23" w:name="activer-le-contexte-livreur"/>
+    <w:bookmarkEnd w:id="11"/>
+    <w:bookmarkStart w:id="12" w:name="activer-le-contexte-livreur"/>
     <w:p>
       <w:pPr>
         <w:pStyle w:val="Heading3"/>
@@ -883,9 +883,9 @@
         </w:pict>
       </w:r>
     </w:p>
-    <w:bookmarkEnd w:id="23"/>
-    <w:bookmarkEnd w:id="24"/>
-    <w:bookmarkStart w:id="27" w:name="Xa22c2be2b210bf449281c4f1cc96703fbc71567"/>
+    <w:bookmarkEnd w:id="12"/>
+    <w:bookmarkEnd w:id="13"/>
+    <w:bookmarkStart w:id="16" w:name="Xa22c2be2b210bf449281c4f1cc96703fbc71567"/>
     <w:p>
       <w:pPr>
         <w:pStyle w:val="Heading2"/>
@@ -915,7 +915,7 @@
         <w:t xml:space="preserve">, un écran de consentement bloque l'accès à l'application.</w:t>
       </w:r>
     </w:p>
-    <w:bookmarkStart w:id="25" w:name="ce-qui-est-affiché"/>
+    <w:bookmarkStart w:id="14" w:name="ce-qui-est-affiché"/>
     <w:p>
       <w:pPr>
         <w:pStyle w:val="Heading3"/>
@@ -1000,8 +1000,8 @@
         <w:t xml:space="preserve">Photos de pièces (identification par IA)</w:t>
       </w:r>
     </w:p>
-    <w:bookmarkEnd w:id="25"/>
-    <w:bookmarkStart w:id="26" w:name="action-requise"/>
+    <w:bookmarkEnd w:id="14"/>
+    <w:bookmarkStart w:id="15" w:name="action-requise"/>
     <w:p>
       <w:pPr>
         <w:pStyle w:val="Heading3"/>
@@ -1063,9 +1063,9 @@
         </w:pict>
       </w:r>
     </w:p>
-    <w:bookmarkEnd w:id="26"/>
-    <w:bookmarkEnd w:id="27"/>
-    <w:bookmarkStart w:id="30" w:name="X6eed48f564f6479d31b1b8903b15fec933de0c4"/>
+    <w:bookmarkEnd w:id="15"/>
+    <w:bookmarkEnd w:id="16"/>
+    <w:bookmarkStart w:id="19" w:name="X6eed48f564f6479d31b1b8903b15fec933de0c4"/>
     <w:p>
       <w:pPr>
         <w:pStyle w:val="Heading2"/>
@@ -1074,7 +1074,7 @@
         <w:t xml:space="preserve">3. Navigation dans l'application</w:t>
       </w:r>
     </w:p>
-    <w:bookmarkStart w:id="28" w:name="barre-de-navigation"/>
+    <w:bookmarkStart w:id="17" w:name="barre-de-navigation"/>
     <w:p>
       <w:pPr>
         <w:pStyle w:val="Heading3"/>
@@ -1267,8 +1267,8 @@
         </w:tc>
       </w:tr>
     </w:tbl>
-    <w:bookmarkEnd w:id="28"/>
-    <w:bookmarkStart w:id="29" w:name="accéder-au-tableau-de-bord-livreur"/>
+    <w:bookmarkEnd w:id="17"/>
+    <w:bookmarkStart w:id="18" w:name="accéder-au-tableau-de-bord-livreur"/>
     <w:p>
       <w:pPr>
         <w:pStyle w:val="Heading3"/>
@@ -1306,9 +1306,9 @@
         </w:pict>
       </w:r>
     </w:p>
-    <w:bookmarkEnd w:id="29"/>
-    <w:bookmarkEnd w:id="30"/>
-    <w:bookmarkStart w:id="34" w:name="Xcac749d4ee74b5cf626e9b8ed5ecde03239ff30"/>
+    <w:bookmarkEnd w:id="18"/>
+    <w:bookmarkEnd w:id="19"/>
+    <w:bookmarkStart w:id="23" w:name="Xcac749d4ee74b5cf626e9b8ed5ecde03239ff30"/>
     <w:p>
       <w:pPr>
         <w:pStyle w:val="Heading2"/>
@@ -1346,7 +1346,7 @@
         <w:t xml:space="preserve">Le tableau de bord est votre page centrale. Il affiche toutes vos livraisons, divisées en deux sections.</w:t>
       </w:r>
     </w:p>
-    <w:bookmarkStart w:id="31" w:name="section-1--livraisons-en-cours"/>
+    <w:bookmarkStart w:id="20" w:name="section-1--livraisons-en-cours"/>
     <w:p>
       <w:pPr>
         <w:pStyle w:val="Heading3"/>
@@ -1539,8 +1539,8 @@
         <w:t xml:space="preserve">pour accéder à la page de détail et effectuer les actions de livraison.</w:t>
       </w:r>
     </w:p>
-    <w:bookmarkEnd w:id="31"/>
-    <w:bookmarkStart w:id="32" w:name="section-2--historique"/>
+    <w:bookmarkEnd w:id="20"/>
+    <w:bookmarkStart w:id="21" w:name="section-2--historique"/>
     <w:p>
       <w:pPr>
         <w:pStyle w:val="Heading3"/>
@@ -1593,8 +1593,8 @@
         <w:t xml:space="preserve">Noms des pièces livrées</w:t>
       </w:r>
     </w:p>
-    <w:bookmarkEnd w:id="32"/>
-    <w:bookmarkStart w:id="33" w:name="libellés-des-statuts"/>
+    <w:bookmarkEnd w:id="21"/>
+    <w:bookmarkStart w:id="22" w:name="libellés-des-statuts"/>
     <w:p>
       <w:pPr>
         <w:pStyle w:val="Heading3"/>
@@ -1768,9 +1768,9 @@
         </w:pict>
       </w:r>
     </w:p>
-    <w:bookmarkEnd w:id="33"/>
-    <w:bookmarkEnd w:id="34"/>
-    <w:bookmarkStart w:id="37" w:name="X52c8fc4671f7a31f227275f76d5c64c5abc6105"/>
+    <w:bookmarkEnd w:id="22"/>
+    <w:bookmarkEnd w:id="23"/>
+    <w:bookmarkStart w:id="26" w:name="X52c8fc4671f7a31f227275f76d5c64c5abc6105"/>
     <w:p>
       <w:pPr>
         <w:pStyle w:val="Heading2"/>
@@ -1779,7 +1779,7 @@
         <w:t xml:space="preserve">5. Recevoir une assignation</w:t>
       </w:r>
     </w:p>
-    <w:bookmarkStart w:id="35" w:name="comment-ça-fonctionne"/>
+    <w:bookmarkStart w:id="24" w:name="comment-ça-fonctionne"/>
     <w:p>
       <w:pPr>
         <w:pStyle w:val="Heading3"/>
@@ -1912,8 +1912,8 @@
         <w:t xml:space="preserve">(Assignée)</w:t>
       </w:r>
     </w:p>
-    <w:bookmarkEnd w:id="35"/>
-    <w:bookmarkStart w:id="36" w:name="informations-fournies"/>
+    <w:bookmarkEnd w:id="24"/>
+    <w:bookmarkStart w:id="25" w:name="informations-fournies"/>
     <w:p>
       <w:pPr>
         <w:pStyle w:val="Heading3"/>
@@ -2171,9 +2171,9 @@
         </w:pict>
       </w:r>
     </w:p>
-    <w:bookmarkEnd w:id="36"/>
-    <w:bookmarkEnd w:id="37"/>
-    <w:bookmarkStart w:id="44" w:name="X621e6bd3a581eca5b59989448f8f1c8da673405"/>
+    <w:bookmarkEnd w:id="25"/>
+    <w:bookmarkEnd w:id="26"/>
+    <w:bookmarkStart w:id="33" w:name="X621e6bd3a581eca5b59989448f8f1c8da673405"/>
     <w:p>
       <w:pPr>
         <w:pStyle w:val="Heading2"/>
@@ -2206,7 +2206,7 @@
         <w:t xml:space="preserve">stricte. Chaque étape doit être validée dans l'ordre.</w:t>
       </w:r>
     </w:p>
-    <w:bookmarkStart w:id="38" w:name="page-de-détail"/>
+    <w:bookmarkStart w:id="27" w:name="page-de-détail"/>
     <w:p>
       <w:pPr>
         <w:pStyle w:val="Heading3"/>
@@ -2354,8 +2354,8 @@
         <w:t xml:space="preserve">: adaptés au statut actuel</w:t>
       </w:r>
     </w:p>
-    <w:bookmarkEnd w:id="38"/>
-    <w:bookmarkStart w:id="39" w:name="étape-1--démarrer-le-ramassage"/>
+    <w:bookmarkEnd w:id="27"/>
+    <w:bookmarkStart w:id="28" w:name="étape-1--démarrer-le-ramassage"/>
     <w:p>
       <w:pPr>
         <w:pStyle w:val="Heading3"/>
@@ -2452,8 +2452,8 @@
         <w:t xml:space="preserve">Cela signifie que vous êtes en route vers la boutique du vendeur pour récupérer la pièce.</w:t>
       </w:r>
     </w:p>
-    <w:bookmarkEnd w:id="39"/>
-    <w:bookmarkStart w:id="40" w:name="étape-2--pièce-récupérée--en-route"/>
+    <w:bookmarkEnd w:id="28"/>
+    <w:bookmarkStart w:id="29" w:name="étape-2--pièce-récupérée--en-route"/>
     <w:p>
       <w:pPr>
         <w:pStyle w:val="Heading3"/>
@@ -2577,8 +2577,8 @@
         <w:t xml:space="preserve">Cela signifie que vous avez récupéré la pièce chez le vendeur et que vous êtes en route vers le client.</w:t>
       </w:r>
     </w:p>
-    <w:bookmarkEnd w:id="40"/>
-    <w:bookmarkStart w:id="41" w:name="étape-3--confirmer-la-livraison"/>
+    <w:bookmarkEnd w:id="29"/>
+    <w:bookmarkStart w:id="30" w:name="étape-3--confirmer-la-livraison"/>
     <w:p>
       <w:pPr>
         <w:pStyle w:val="Heading3"/>
@@ -2716,8 +2716,8 @@
         <w:t xml:space="preserve">"Livraison confirmée"</w:t>
       </w:r>
     </w:p>
-    <w:bookmarkEnd w:id="41"/>
-    <w:bookmarkStart w:id="42" w:name="résumé-des-transitions"/>
+    <w:bookmarkEnd w:id="30"/>
+    <w:bookmarkStart w:id="31" w:name="résumé-des-transitions"/>
     <w:p>
       <w:pPr>
         <w:pStyle w:val="Heading3"/>
@@ -2863,8 +2863,8 @@
         <w:t xml:space="preserve">DELIVERED ✅</w:t>
       </w:r>
     </w:p>
-    <w:bookmarkEnd w:id="42"/>
-    <w:bookmarkStart w:id="43" w:name="règles-importantes"/>
+    <w:bookmarkEnd w:id="31"/>
+    <w:bookmarkStart w:id="32" w:name="règles-importantes"/>
     <w:p>
       <w:pPr>
         <w:pStyle w:val="Heading3"/>
@@ -2946,9 +2946,9 @@
         </w:pict>
       </w:r>
     </w:p>
-    <w:bookmarkEnd w:id="43"/>
-    <w:bookmarkEnd w:id="44"/>
-    <w:bookmarkStart w:id="50" w:name="X5f6e4258ac0317b71274c11a29fd5829542d12f"/>
+    <w:bookmarkEnd w:id="32"/>
+    <w:bookmarkEnd w:id="33"/>
+    <w:bookmarkStart w:id="39" w:name="X5f6e4258ac0317b71274c11a29fd5829542d12f"/>
     <w:p>
       <w:pPr>
         <w:pStyle w:val="Heading2"/>
@@ -2957,7 +2957,7 @@
         <w:t xml:space="preserve">7. Gérer le paiement à la livraison (COD)</w:t>
       </w:r>
     </w:p>
-    <w:bookmarkStart w:id="45" w:name="quest-ce-que-le-cod-"/>
+    <w:bookmarkStart w:id="34" w:name="quest-ce-que-le-cod-"/>
     <w:p>
       <w:pPr>
         <w:pStyle w:val="Heading3"/>
@@ -2990,8 +2990,8 @@
         <w:t xml:space="preserve">(paiement à la livraison). Pour certaines commandes, le client paie en espèces au moment de la livraison au lieu de payer par mobile money.</w:t>
       </w:r>
     </w:p>
-    <w:bookmarkEnd w:id="45"/>
-    <w:bookmarkStart w:id="46" w:name="conditions-du-cod"/>
+    <w:bookmarkEnd w:id="34"/>
+    <w:bookmarkStart w:id="35" w:name="conditions-du-cod"/>
     <w:p>
       <w:pPr>
         <w:pStyle w:val="Heading3"/>
@@ -3090,8 +3090,8 @@
         </w:tc>
       </w:tr>
     </w:tbl>
-    <w:bookmarkEnd w:id="46"/>
-    <w:bookmarkStart w:id="47" w:name="comment-reconnaître-une-livraison-cod"/>
+    <w:bookmarkEnd w:id="35"/>
+    <w:bookmarkStart w:id="36" w:name="comment-reconnaître-une-livraison-cod"/>
     <w:p>
       <w:pPr>
         <w:pStyle w:val="Heading3"/>
@@ -3186,8 +3186,8 @@
         <w:t xml:space="preserve">sur la page de détail</w:t>
       </w:r>
     </w:p>
-    <w:bookmarkEnd w:id="47"/>
-    <w:bookmarkStart w:id="48" w:name="procédure-cod"/>
+    <w:bookmarkEnd w:id="36"/>
+    <w:bookmarkStart w:id="37" w:name="procédure-cod"/>
     <w:p>
       <w:pPr>
         <w:pStyle w:val="Heading3"/>
@@ -3252,8 +3252,8 @@
         <w:t xml:space="preserve">"Confirmer la livraison"</w:t>
       </w:r>
     </w:p>
-    <w:bookmarkEnd w:id="48"/>
-    <w:bookmarkStart w:id="49" w:name="si-le-montant-cod-est-0-ou-absent"/>
+    <w:bookmarkEnd w:id="37"/>
+    <w:bookmarkStart w:id="38" w:name="si-le-montant-cod-est-0-ou-absent"/>
     <w:p>
       <w:pPr>
         <w:pStyle w:val="Heading3"/>
@@ -3293,9 +3293,9 @@
         </w:pict>
       </w:r>
     </w:p>
-    <w:bookmarkEnd w:id="49"/>
-    <w:bookmarkEnd w:id="50"/>
-    <w:bookmarkStart w:id="55" w:name="X5e3fe2905c94a0bd61d6704f05634f8df816d22"/>
+    <w:bookmarkEnd w:id="38"/>
+    <w:bookmarkEnd w:id="39"/>
+    <w:bookmarkStart w:id="44" w:name="X5e3fe2905c94a0bd61d6704f05634f8df816d22"/>
     <w:p>
       <w:pPr>
         <w:pStyle w:val="Heading2"/>
@@ -3304,7 +3304,7 @@
         <w:t xml:space="preserve">8. Signaler un client absent</w:t>
       </w:r>
     </w:p>
-    <w:bookmarkStart w:id="51" w:name="quand-utiliser-cette-fonction"/>
+    <w:bookmarkStart w:id="40" w:name="quand-utiliser-cette-fonction"/>
     <w:p>
       <w:pPr>
         <w:pStyle w:val="Heading3"/>
@@ -3321,8 +3321,8 @@
         <w:t xml:space="preserve">Si vous arrivez à l'adresse de livraison et que le client n'est pas présent, vous pouvez signaler son absence.</w:t>
       </w:r>
     </w:p>
-    <w:bookmarkEnd w:id="51"/>
-    <w:bookmarkStart w:id="52" w:name="comment-faire"/>
+    <w:bookmarkEnd w:id="40"/>
+    <w:bookmarkStart w:id="41" w:name="comment-faire"/>
     <w:p>
       <w:pPr>
         <w:pStyle w:val="Heading3"/>
@@ -3377,8 +3377,8 @@
         <w:t xml:space="preserve">"Client absent"</w:t>
       </w:r>
     </w:p>
-    <w:bookmarkEnd w:id="52"/>
-    <w:bookmarkStart w:id="53" w:name="ce-qui-se-passe"/>
+    <w:bookmarkEnd w:id="41"/>
+    <w:bookmarkStart w:id="42" w:name="ce-qui-se-passe"/>
     <w:p>
       <w:pPr>
         <w:pStyle w:val="Heading3"/>
@@ -3466,8 +3466,8 @@
         <w:t xml:space="preserve">Vous pourrez tenter une nouvelle livraison ultérieurement</w:t>
       </w:r>
     </w:p>
-    <w:bookmarkEnd w:id="53"/>
-    <w:bookmarkStart w:id="54" w:name="important"/>
+    <w:bookmarkEnd w:id="42"/>
+    <w:bookmarkStart w:id="43" w:name="important"/>
     <w:p>
       <w:pPr>
         <w:pStyle w:val="Heading3"/>
@@ -3561,9 +3561,9 @@
         </w:pict>
       </w:r>
     </w:p>
-    <w:bookmarkEnd w:id="54"/>
-    <w:bookmarkEnd w:id="55"/>
-    <w:bookmarkStart w:id="60" w:name="X4bda9dd40b842481b290c5b2541928a82d4df3c"/>
+    <w:bookmarkEnd w:id="43"/>
+    <w:bookmarkEnd w:id="44"/>
+    <w:bookmarkStart w:id="49" w:name="X4bda9dd40b842481b290c5b2541928a82d4df3c"/>
     <w:p>
       <w:pPr>
         <w:pStyle w:val="Heading2"/>
@@ -3572,7 +3572,7 @@
         <w:t xml:space="preserve">9. Mise à jour de la position GPS</w:t>
       </w:r>
     </w:p>
-    <w:bookmarkStart w:id="56" w:name="fonctionnement"/>
+    <w:bookmarkStart w:id="45" w:name="fonctionnement"/>
     <w:p>
       <w:pPr>
         <w:pStyle w:val="Heading3"/>
@@ -3589,8 +3589,8 @@
         <w:t xml:space="preserve">Vous pouvez envoyer vos coordonnées GPS en temps réel pour permettre au client et à l'administrateur de suivre votre progression.</w:t>
       </w:r>
     </w:p>
-    <w:bookmarkEnd w:id="56"/>
-    <w:bookmarkStart w:id="57" w:name="données-envoyées"/>
+    <w:bookmarkEnd w:id="45"/>
+    <w:bookmarkStart w:id="46" w:name="données-envoyées"/>
     <w:p>
       <w:pPr>
         <w:pStyle w:val="Heading3"/>
@@ -3691,8 +3691,8 @@
         </w:tc>
       </w:tr>
     </w:tbl>
-    <w:bookmarkEnd w:id="57"/>
-    <w:bookmarkStart w:id="58" w:name="quand-mettre-à-jour"/>
+    <w:bookmarkEnd w:id="46"/>
+    <w:bookmarkStart w:id="47" w:name="quand-mettre-à-jour"/>
     <w:p>
       <w:pPr>
         <w:pStyle w:val="Heading3"/>
@@ -3725,8 +3725,8 @@
         <w:t xml:space="preserve">tant que vous êtes le livreur assigné, quel que soit le statut de la livraison (ASSIGNED, PICKUP_IN_PROGRESS, IN_TRANSIT, DELIVERED).</w:t>
       </w:r>
     </w:p>
-    <w:bookmarkEnd w:id="58"/>
-    <w:bookmarkStart w:id="59" w:name="qui-peut-voir-ma-position-"/>
+    <w:bookmarkEnd w:id="47"/>
+    <w:bookmarkStart w:id="48" w:name="qui-peut-voir-ma-position-"/>
     <w:p>
       <w:pPr>
         <w:pStyle w:val="Heading3"/>
@@ -3795,9 +3795,9 @@
         </w:pict>
       </w:r>
     </w:p>
-    <w:bookmarkEnd w:id="59"/>
-    <w:bookmarkEnd w:id="60"/>
-    <w:bookmarkStart w:id="64" w:name="Xc89878d2ea0b0236da949860e00842a5c92584f"/>
+    <w:bookmarkEnd w:id="48"/>
+    <w:bookmarkEnd w:id="49"/>
+    <w:bookmarkStart w:id="53" w:name="Xc89878d2ea0b0236da949860e00842a5c92584f"/>
     <w:p>
       <w:pPr>
         <w:pStyle w:val="Heading2"/>
@@ -3806,7 +3806,7 @@
         <w:t xml:space="preserve">10. Historique des livraisons</w:t>
       </w:r>
     </w:p>
-    <w:bookmarkStart w:id="61" w:name="où-consulter-lhistorique"/>
+    <w:bookmarkStart w:id="50" w:name="où-consulter-lhistorique"/>
     <w:p>
       <w:pPr>
         <w:pStyle w:val="Heading3"/>
@@ -3848,8 +3848,8 @@
         <w:t xml:space="preserve">affiche vos 10 dernières livraisons terminées.</w:t>
       </w:r>
     </w:p>
-    <w:bookmarkEnd w:id="61"/>
-    <w:bookmarkStart w:id="62" w:name="informations-affichées"/>
+    <w:bookmarkEnd w:id="50"/>
+    <w:bookmarkStart w:id="51" w:name="informations-affichées"/>
     <w:p>
       <w:pPr>
         <w:pStyle w:val="Heading3"/>
@@ -3980,8 +3980,8 @@
         </w:tc>
       </w:tr>
     </w:tbl>
-    <w:bookmarkEnd w:id="62"/>
-    <w:bookmarkStart w:id="63" w:name="livraisons-terminées"/>
+    <w:bookmarkEnd w:id="51"/>
+    <w:bookmarkStart w:id="52" w:name="livraisons-terminées"/>
     <w:p>
       <w:pPr>
         <w:pStyle w:val="Heading3"/>
@@ -4049,9 +4049,9 @@
         </w:pict>
       </w:r>
     </w:p>
-    <w:bookmarkEnd w:id="63"/>
-    <w:bookmarkEnd w:id="64"/>
-    <w:bookmarkStart w:id="70" w:name="X28a87bedf8ffe1e1534f852815fe79b95bb3548"/>
+    <w:bookmarkEnd w:id="52"/>
+    <w:bookmarkEnd w:id="53"/>
+    <w:bookmarkStart w:id="59" w:name="X28a87bedf8ffe1e1534f852815fe79b95bb3548"/>
     <w:p>
       <w:pPr>
         <w:pStyle w:val="Heading2"/>
@@ -4060,7 +4060,7 @@
         <w:t xml:space="preserve">11. Avis clients sur vos livraisons</w:t>
       </w:r>
     </w:p>
-    <w:bookmarkStart w:id="65" w:name="qui-peut-vous-évaluer-"/>
+    <w:bookmarkStart w:id="54" w:name="qui-peut-vous-évaluer-"/>
     <w:p>
       <w:pPr>
         <w:pStyle w:val="Heading3"/>
@@ -4090,8 +4090,8 @@
         <w:t xml:space="preserve">(le mécanicien qui a créé la commande) peut évaluer votre livraison.</w:t>
       </w:r>
     </w:p>
-    <w:bookmarkEnd w:id="65"/>
-    <w:bookmarkStart w:id="66" w:name="conditions"/>
+    <w:bookmarkEnd w:id="54"/>
+    <w:bookmarkStart w:id="55" w:name="conditions"/>
     <w:p>
       <w:pPr>
         <w:pStyle w:val="Heading3"/>
@@ -4150,8 +4150,8 @@
         <w:t xml:space="preserve">Un seul avis par livraison</w:t>
       </w:r>
     </w:p>
-    <w:bookmarkEnd w:id="66"/>
-    <w:bookmarkStart w:id="67" w:name="format-des-avis"/>
+    <w:bookmarkEnd w:id="55"/>
+    <w:bookmarkStart w:id="56" w:name="format-des-avis"/>
     <w:p>
       <w:pPr>
         <w:pStyle w:val="Heading3"/>
@@ -4254,8 +4254,8 @@
         </w:tc>
       </w:tr>
     </w:tbl>
-    <w:bookmarkEnd w:id="67"/>
-    <w:bookmarkStart w:id="68" w:name="consulter-vos-avis"/>
+    <w:bookmarkEnd w:id="56"/>
+    <w:bookmarkStart w:id="57" w:name="consulter-vos-avis"/>
     <w:p>
       <w:pPr>
         <w:pStyle w:val="Heading3"/>
@@ -4356,8 +4356,8 @@
         <w:t xml:space="preserve">d'avis</w:t>
       </w:r>
     </w:p>
-    <w:bookmarkEnd w:id="68"/>
-    <w:bookmarkStart w:id="69" w:name="impact-sur-votre-activité"/>
+    <w:bookmarkEnd w:id="57"/>
+    <w:bookmarkStart w:id="58" w:name="impact-sur-votre-activité"/>
     <w:p>
       <w:pPr>
         <w:pStyle w:val="Heading3"/>
@@ -4381,9 +4381,9 @@
         </w:pict>
       </w:r>
     </w:p>
-    <w:bookmarkEnd w:id="69"/>
-    <w:bookmarkEnd w:id="70"/>
-    <w:bookmarkStart w:id="73" w:name="X881a3c4139307050cfcb1784b755ae35cc67377"/>
+    <w:bookmarkEnd w:id="58"/>
+    <w:bookmarkEnd w:id="59"/>
+    <w:bookmarkStart w:id="62" w:name="X881a3c4139307050cfcb1784b755ae35cc67377"/>
     <w:p>
       <w:pPr>
         <w:pStyle w:val="Heading2"/>
@@ -4392,7 +4392,7 @@
         <w:t xml:space="preserve">12. Notifications</w:t>
       </w:r>
     </w:p>
-    <w:bookmarkStart w:id="71" w:name="notification-dassignation"/>
+    <w:bookmarkStart w:id="60" w:name="notification-dassignation"/>
     <w:p>
       <w:pPr>
         <w:pStyle w:val="Heading3"/>
@@ -4421,8 +4421,8 @@
         <w:t xml:space="preserve">"Nouvelle livraison {ID sur 8 caractères} assignée. Récupérez à : {adresse de ramassage}"</w:t>
       </w:r>
     </w:p>
-    <w:bookmarkEnd w:id="71"/>
-    <w:bookmarkStart w:id="72" w:name="préférences-de-notification"/>
+    <w:bookmarkEnd w:id="60"/>
+    <w:bookmarkStart w:id="61" w:name="préférences-de-notification"/>
     <w:p>
       <w:pPr>
         <w:pStyle w:val="Heading3"/>
@@ -4613,9 +4613,9 @@
         </w:pict>
       </w:r>
     </w:p>
-    <w:bookmarkEnd w:id="72"/>
-    <w:bookmarkEnd w:id="73"/>
-    <w:bookmarkStart w:id="78" w:name="Xc0953a3f29903e06d156922746e2d3941085038"/>
+    <w:bookmarkEnd w:id="61"/>
+    <w:bookmarkEnd w:id="62"/>
+    <w:bookmarkStart w:id="67" w:name="Xc0953a3f29903e06d156922746e2d3941085038"/>
     <w:p>
       <w:pPr>
         <w:pStyle w:val="Heading2"/>
@@ -4624,7 +4624,7 @@
         <w:t xml:space="preserve">13. Profil et gestion du compte</w:t>
       </w:r>
     </w:p>
-    <w:bookmarkStart w:id="74" w:name="page-profil"/>
+    <w:bookmarkStart w:id="63" w:name="page-profil"/>
     <w:p>
       <w:pPr>
         <w:pStyle w:val="Heading3"/>
@@ -4728,8 +4728,8 @@
         <w:t xml:space="preserve">: Le rôle actuellement sélectionné</w:t>
       </w:r>
     </w:p>
-    <w:bookmarkEnd w:id="74"/>
-    <w:bookmarkStart w:id="75" w:name="changement-de-contexte"/>
+    <w:bookmarkEnd w:id="63"/>
+    <w:bookmarkStart w:id="64" w:name="changement-de-contexte"/>
     <w:p>
       <w:pPr>
         <w:pStyle w:val="Heading3"/>
@@ -4746,8 +4746,8 @@
         <w:t xml:space="preserve">Si vous avez plusieurs rôles, basculez entre eux via le bouton de changement de contexte. Le changement est immédiat.</w:t>
       </w:r>
     </w:p>
-    <w:bookmarkEnd w:id="75"/>
-    <w:bookmarkStart w:id="76" w:name="données-personnelles"/>
+    <w:bookmarkEnd w:id="64"/>
+    <w:bookmarkStart w:id="65" w:name="données-personnelles"/>
     <w:p>
       <w:pPr>
         <w:pStyle w:val="Heading3"/>
@@ -4843,8 +4843,8 @@
         <w:t xml:space="preserve">de vos données personnelles</w:t>
       </w:r>
     </w:p>
-    <w:bookmarkEnd w:id="76"/>
-    <w:bookmarkStart w:id="77" w:name="déconnexion"/>
+    <w:bookmarkEnd w:id="65"/>
+    <w:bookmarkStart w:id="66" w:name="déconnexion"/>
     <w:p>
       <w:pPr>
         <w:pStyle w:val="Heading3"/>
@@ -4884,9 +4884,9 @@
         </w:pict>
       </w:r>
     </w:p>
-    <w:bookmarkEnd w:id="77"/>
-    <w:bookmarkEnd w:id="78"/>
-    <w:bookmarkStart w:id="80" w:name="Xea9100018a570e2554c4b269289f87843b340d5"/>
+    <w:bookmarkEnd w:id="66"/>
+    <w:bookmarkEnd w:id="67"/>
+    <w:bookmarkStart w:id="69" w:name="Xea9100018a570e2554c4b269289f87843b340d5"/>
     <w:p>
       <w:pPr>
         <w:pStyle w:val="Heading2"/>
@@ -5292,7 +5292,7 @@
         <w:t xml:space="preserve">└───────────┘</w:t>
       </w:r>
     </w:p>
-    <w:bookmarkStart w:id="79" w:name="résumé-de-vos-actions"/>
+    <w:bookmarkStart w:id="68" w:name="résumé-de-vos-actions"/>
     <w:p>
       <w:pPr>
         <w:pStyle w:val="Heading3"/>
@@ -5568,9 +5568,9 @@
         </w:pict>
       </w:r>
     </w:p>
-    <w:bookmarkEnd w:id="79"/>
-    <w:bookmarkEnd w:id="80"/>
-    <w:bookmarkStart w:id="82" w:name="X43c365df239302404ab4e6193b3c299b7a65d03"/>
+    <w:bookmarkEnd w:id="68"/>
+    <w:bookmarkEnd w:id="69"/>
+    <w:bookmarkStart w:id="71" w:name="X43c365df239302404ab4e6193b3c299b7a65d03"/>
     <w:p>
       <w:pPr>
         <w:pStyle w:val="Heading2"/>
@@ -5579,7 +5579,7 @@
         <w:t xml:space="preserve">15. Zone de couverture</w:t>
       </w:r>
     </w:p>
-    <w:bookmarkStart w:id="81" w:name="les-13-communes-du-district-dabidjan"/>
+    <w:bookmarkStart w:id="70" w:name="les-13-communes-du-district-dabidjan"/>
     <w:p>
       <w:pPr>
         <w:pStyle w:val="Heading3"/>
@@ -5961,9 +5961,9 @@
         </w:pict>
       </w:r>
     </w:p>
-    <w:bookmarkEnd w:id="81"/>
-    <w:bookmarkEnd w:id="82"/>
-    <w:bookmarkStart w:id="83" w:name="Xf49854e9ddebf1e8579cb1e18cab0f97330d496"/>
+    <w:bookmarkEnd w:id="70"/>
+    <w:bookmarkEnd w:id="71"/>
+    <w:bookmarkStart w:id="72" w:name="Xf49854e9ddebf1e8579cb1e18cab0f97330d496"/>
     <w:p>
       <w:pPr>
         <w:pStyle w:val="Heading2"/>
@@ -6115,8 +6115,8 @@
         </w:pict>
       </w:r>
     </w:p>
-    <w:bookmarkEnd w:id="83"/>
-    <w:bookmarkStart w:id="88" w:name="Xf5a0fa11eb3fbae5b2ea942f7134395f0a76ecf"/>
+    <w:bookmarkEnd w:id="72"/>
+    <w:bookmarkStart w:id="77" w:name="Xf5a0fa11eb3fbae5b2ea942f7134395f0a76ecf"/>
     <w:p>
       <w:pPr>
         <w:pStyle w:val="Heading2"/>
@@ -6125,7 +6125,7 @@
         <w:t xml:space="preserve">17. Référence rapide des endpoints</w:t>
       </w:r>
     </w:p>
-    <w:bookmarkStart w:id="84" w:name="endpoints-livreur-authentifié"/>
+    <w:bookmarkStart w:id="73" w:name="endpoints-livreur-authentifié"/>
     <w:p>
       <w:pPr>
         <w:pStyle w:val="Heading3"/>
@@ -6412,8 +6412,8 @@
         </w:tc>
       </w:tr>
     </w:tbl>
-    <w:bookmarkEnd w:id="84"/>
-    <w:bookmarkStart w:id="85" w:name="endpoints-publics"/>
+    <w:bookmarkEnd w:id="73"/>
+    <w:bookmarkStart w:id="74" w:name="endpoints-publics"/>
     <w:p>
       <w:pPr>
         <w:pStyle w:val="Heading3"/>
@@ -6548,8 +6548,8 @@
         </w:tc>
       </w:tr>
     </w:tbl>
-    <w:bookmarkEnd w:id="85"/>
-    <w:bookmarkStart w:id="86" w:name="endpoints-profil-authentifié"/>
+    <w:bookmarkEnd w:id="74"/>
+    <w:bookmarkStart w:id="75" w:name="endpoints-profil-authentifié"/>
     <w:p>
       <w:pPr>
         <w:pStyle w:val="Heading3"/>
@@ -6836,8 +6836,8 @@
         </w:tc>
       </w:tr>
     </w:tbl>
-    <w:bookmarkEnd w:id="86"/>
-    <w:bookmarkStart w:id="87" w:name="codes-derreur-fréquents"/>
+    <w:bookmarkEnd w:id="75"/>
+    <w:bookmarkStart w:id="76" w:name="codes-derreur-fréquents"/>
     <w:p>
       <w:pPr>
         <w:pStyle w:val="Heading3"/>
@@ -7131,9 +7131,9 @@
         </w:pict>
       </w:r>
     </w:p>
-    <w:bookmarkEnd w:id="87"/>
-    <w:bookmarkEnd w:id="88"/>
-    <w:bookmarkStart w:id="101" w:name="X450fe3f3b38f07759e96c156f8c32482f8a2e32"/>
+    <w:bookmarkEnd w:id="76"/>
+    <w:bookmarkEnd w:id="77"/>
+    <w:bookmarkStart w:id="90" w:name="X450fe3f3b38f07759e96c156f8c32482f8a2e32"/>
     <w:p>
       <w:pPr>
         <w:pStyle w:val="Heading2"/>
@@ -7142,7 +7142,7 @@
         <w:t xml:space="preserve">18. FAQ livreur</w:t>
       </w:r>
     </w:p>
-    <w:bookmarkStart w:id="89" w:name="q1--comment-devenir-livreur-sur-pièces-"/>
+    <w:bookmarkStart w:id="78" w:name="q1--comment-devenir-livreur-sur-pièces-"/>
     <w:p>
       <w:pPr>
         <w:pStyle w:val="Heading3"/>
@@ -7172,8 +7172,8 @@
         <w:t xml:space="preserve">. Contactez l'équipe Pièces pour demander l'activation de votre rôle Livreur. Votre compte doit d'abord être créé (connexion par téléphone), puis l'administrateur ajoute le rôle RIDER à votre profil.</w:t>
       </w:r>
     </w:p>
-    <w:bookmarkEnd w:id="89"/>
-    <w:bookmarkStart w:id="90" w:name="X09dfb255fa323b3c67d0269d2d7537c02226e84"/>
+    <w:bookmarkEnd w:id="78"/>
+    <w:bookmarkStart w:id="79" w:name="X09dfb255fa323b3c67d0269d2d7537c02226e84"/>
     <w:p>
       <w:pPr>
         <w:pStyle w:val="Heading3"/>
@@ -7223,8 +7223,8 @@
         <w:t xml:space="preserve">(vérifiable sur la page Profil).</w:t>
       </w:r>
     </w:p>
-    <w:bookmarkEnd w:id="90"/>
-    <w:bookmarkStart w:id="91" w:name="Xe5a6c2b32775f3cb28dee62d26ac80cbf424cf6"/>
+    <w:bookmarkEnd w:id="79"/>
+    <w:bookmarkStart w:id="80" w:name="Xe5a6c2b32775f3cb28dee62d26ac80cbf424cf6"/>
     <w:p>
       <w:pPr>
         <w:pStyle w:val="Heading3"/>
@@ -7241,8 +7241,8 @@
         <w:t xml:space="preserve">Le système ne prévoit pas de fonction de refus. Si vous ne pouvez pas effectuer une livraison, contactez l'administrateur qui pourra la réassigner.</w:t>
       </w:r>
     </w:p>
-    <w:bookmarkEnd w:id="91"/>
-    <w:bookmarkStart w:id="92" w:name="q4--que-faire-si-le-client-est-absent-"/>
+    <w:bookmarkEnd w:id="80"/>
+    <w:bookmarkStart w:id="81" w:name="q4--que-faire-si-le-client-est-absent-"/>
     <w:p>
       <w:pPr>
         <w:pStyle w:val="Heading3"/>
@@ -7275,8 +7275,8 @@
         <w:t xml:space="preserve">sur la page de détail de la livraison. Le drapeau est enregistré et l'administrateur en est informé. Vous restez en statut IN_TRANSIT et pourrez retenter la livraison ultérieurement.</w:t>
       </w:r>
     </w:p>
-    <w:bookmarkEnd w:id="92"/>
-    <w:bookmarkStart w:id="93" w:name="q5--comment-collecter-le-paiement-cod-"/>
+    <w:bookmarkEnd w:id="81"/>
+    <w:bookmarkStart w:id="82" w:name="q5--comment-collecter-le-paiement-cod-"/>
     <w:p>
       <w:pPr>
         <w:pStyle w:val="Heading3"/>
@@ -7322,8 +7322,8 @@
         <w:t xml:space="preserve">.</w:t>
       </w:r>
     </w:p>
-    <w:bookmarkEnd w:id="93"/>
-    <w:bookmarkStart w:id="94" w:name="X9674964d8cc02206b27910162e5a52a2ba41198"/>
+    <w:bookmarkEnd w:id="82"/>
+    <w:bookmarkStart w:id="83" w:name="X9674964d8cc02206b27910162e5a52a2ba41198"/>
     <w:p>
       <w:pPr>
         <w:pStyle w:val="Heading3"/>
@@ -7340,8 +7340,8 @@
         <w:t xml:space="preserve">La fonctionnalité de carte n'est pas encore disponible dans l'application. Vous pouvez copier l'adresse affichée et l'utiliser dans Google Maps ou toute autre application de navigation.</w:t>
       </w:r>
     </w:p>
-    <w:bookmarkEnd w:id="94"/>
-    <w:bookmarkStart w:id="95" w:name="q7--comment-sont-calculés-mes-avis-"/>
+    <w:bookmarkEnd w:id="83"/>
+    <w:bookmarkStart w:id="84" w:name="q7--comment-sont-calculés-mes-avis-"/>
     <w:p>
       <w:pPr>
         <w:pStyle w:val="Heading3"/>
@@ -7358,8 +7358,8 @@
         <w:t xml:space="preserve">Les mécaniciens (initiateurs de commande) peuvent vous évaluer de 1 à 5 étoiles après livraison. Votre note moyenne est calculée automatiquement et arrondie à 1 décimale. Les avis sont publics et visibles par tous.</w:t>
       </w:r>
     </w:p>
-    <w:bookmarkEnd w:id="95"/>
-    <w:bookmarkStart w:id="96" w:name="X21ec6ddfe85acb1ba2119a5c643edefb7e8eeb5"/>
+    <w:bookmarkEnd w:id="84"/>
+    <w:bookmarkStart w:id="85" w:name="X21ec6ddfe85acb1ba2119a5c643edefb7e8eeb5"/>
     <w:p>
       <w:pPr>
         <w:pStyle w:val="Heading3"/>
@@ -7389,8 +7389,8 @@
         <w:t xml:space="preserve">. Si vous confirmez une livraison par erreur, contactez l'administrateur. Vérifiez toujours le bouton avant d'appuyer.</w:t>
       </w:r>
     </w:p>
-    <w:bookmarkEnd w:id="96"/>
-    <w:bookmarkStart w:id="97" w:name="X17636e643b852b6ad011065d5c09367791a7b2a"/>
+    <w:bookmarkEnd w:id="85"/>
+    <w:bookmarkStart w:id="86" w:name="X17636e643b852b6ad011065d5c09367791a7b2a"/>
     <w:p>
       <w:pPr>
         <w:pStyle w:val="Heading3"/>
@@ -7407,8 +7407,8 @@
         <w:t xml:space="preserve">Oui. Vous pouvez avoir plusieurs rôles (ex : Livreur + Mécanicien). Utilisez le changement de contexte sur la page Profil pour basculer entre vos rôles.</w:t>
       </w:r>
     </w:p>
-    <w:bookmarkEnd w:id="97"/>
-    <w:bookmarkStart w:id="98" w:name="Xa4cf317c952caccdb3c48b906c35bee699fbf15"/>
+    <w:bookmarkEnd w:id="86"/>
+    <w:bookmarkStart w:id="87" w:name="Xa4cf317c952caccdb3c48b906c35bee699fbf15"/>
     <w:p>
       <w:pPr>
         <w:pStyle w:val="Heading3"/>
@@ -7441,8 +7441,8 @@
         <w:t xml:space="preserve">à chaque nouvelle assignation, avec l'adresse de collecte. Assurez-vous que WhatsApp est activé dans vos préférences de notification (activé par défaut).</w:t>
       </w:r>
     </w:p>
-    <w:bookmarkEnd w:id="98"/>
-    <w:bookmarkStart w:id="99" w:name="X780ba39f95489915634c16940dd4b2de7cb2df9"/>
+    <w:bookmarkEnd w:id="87"/>
+    <w:bookmarkStart w:id="88" w:name="X780ba39f95489915634c16940dd4b2de7cb2df9"/>
     <w:p>
       <w:pPr>
         <w:pStyle w:val="Heading3"/>
@@ -7472,8 +7472,8 @@
         <w:t xml:space="preserve">. Toutes vos livraisons seront dans cette zone géographique.</w:t>
       </w:r>
     </w:p>
-    <w:bookmarkEnd w:id="99"/>
-    <w:bookmarkStart w:id="100" w:name="q12--comment-fonctionne-le-suivi-gps-"/>
+    <w:bookmarkEnd w:id="88"/>
+    <w:bookmarkStart w:id="89" w:name="q12--comment-fonctionne-le-suivi-gps-"/>
     <w:p>
       <w:pPr>
         <w:pStyle w:val="Heading3"/>
@@ -7521,10 +7521,14 @@
         <w:t xml:space="preserve">Document généré le 2026-03-01 — Pièces v1.0</w:t>
       </w:r>
     </w:p>
-    <w:bookmarkEnd w:id="100"/>
-    <w:bookmarkEnd w:id="101"/>
-    <w:bookmarkEnd w:id="102"/>
-    <w:sectPr/>
+    <w:bookmarkEnd w:id="89"/>
+    <w:bookmarkEnd w:id="90"/>
+    <w:bookmarkEnd w:id="91"/>
+    <w:sectPr>
+      <w:footnotePr>
+        <w:numRestart w:val="eachSect"/>
+      </w:footnotePr>
+    </w:sectPr>
   </w:body>
 </w:document>
 </file>
@@ -8154,10 +8158,10 @@
   <w:docDefaults>
     <w:rPrDefault>
       <w:rPr>
-        <w:rFonts w:asciiTheme="minorHAnsi" w:cstheme="minorBidi" w:eastAsiaTheme="minorHAnsi" w:hAnsiTheme="minorHAnsi"/>
+        <w:rFonts w:asciiTheme="minorHAnsi" w:cstheme="minorBidi" w:eastAsiaTheme="minorEastAsia" w:hAnsiTheme="minorHAnsi"/>
         <w:sz w:val="24"/>
         <w:szCs w:val="24"/>
-        <w:lang w:bidi="ar-SA" w:eastAsia="en-US" w:val="en-US"/>
+        <w:lang w:bidi="ar-SA" w:eastAsia="zh-CN" w:val="en-US"/>
       </w:rPr>
     </w:rPrDefault>
     <w:pPrDefault>
@@ -8209,8 +8213,6 @@
     </w:pPr>
     <w:rPr>
       <w:rFonts w:asciiTheme="majorHAnsi" w:cstheme="majorBidi" w:eastAsiaTheme="majorEastAsia" w:hAnsiTheme="majorHAnsi"/>
-      <w:spacing w:val="-10"/>
-      <w:kern w:val="28"/>
       <w:sz w:val="56"/>
       <w:szCs w:val="56"/>
     </w:rPr>
@@ -8223,8 +8225,6 @@
     <w:rsid w:val="00A10FD9"/>
     <w:rPr>
       <w:rFonts w:asciiTheme="majorHAnsi" w:cstheme="majorBidi" w:eastAsiaTheme="majorEastAsia" w:hAnsiTheme="majorHAnsi"/>
-      <w:spacing w:val="-10"/>
-      <w:kern w:val="28"/>
       <w:sz w:val="56"/>
       <w:szCs w:val="56"/>
     </w:rPr>
@@ -8265,23 +8265,31 @@
   </w:style>
   <w:style w:customStyle="1" w:styleId="Author" w:type="paragraph">
     <w:name w:val="Author"/>
+    <w:basedOn w:val="Title"/>
     <w:next w:val="BodyText"/>
     <w:qFormat/>
     <w:pPr>
       <w:keepNext/>
       <w:keepLines/>
-      <w:jc w:val="center"/>
     </w:pPr>
+    <w:rPr>
+      <w:sz w:val="24"/>
+      <w:szCs w:val="24"/>
+    </w:rPr>
   </w:style>
   <w:style w:styleId="Date" w:type="paragraph">
     <w:name w:val="Date"/>
+    <w:basedOn w:val="Title"/>
     <w:next w:val="BodyText"/>
     <w:qFormat/>
     <w:pPr>
       <w:keepNext/>
       <w:keepLines/>
-      <w:jc w:val="center"/>
     </w:pPr>
+    <w:rPr>
+      <w:sz w:val="24"/>
+      <w:szCs w:val="24"/>
+    </w:rPr>
   </w:style>
   <w:style w:customStyle="1" w:styleId="AbstractTitle" w:type="paragraph">
     <w:name w:val="Abstract Title"/>
@@ -8694,13 +8702,6 @@
       </w:tblCellMar>
     </w:tblPr>
     <w:tblStylePr w:type="firstRow">
-      <w:tblPr>
-        <w:jc w:val="left"/>
-        <w:tblInd w:type="dxa" w:w="0"/>
-      </w:tblPr>
-      <w:trPr>
-        <w:jc w:val="left"/>
-      </w:trPr>
       <w:tcPr>
         <w:tcBorders>
           <w:bottom w:val="single"/>

--- a/docs/deep-dive-manuel-livreur.docx
+++ b/docs/deep-dive-manuel-livreur.docx
@@ -2,7 +2,7 @@
 <file path=word/document.xml><?xml version="1.0" encoding="utf-8"?>
 <w:document xmlns:w="http://schemas.openxmlformats.org/wordprocessingml/2006/main" xmlns:m="http://schemas.openxmlformats.org/officeDocument/2006/math" xmlns:r="http://schemas.openxmlformats.org/officeDocument/2006/relationships" xmlns:o="urn:schemas-microsoft-com:office:office" xmlns:v="urn:schemas-microsoft-com:vml" xmlns:w10="urn:schemas-microsoft-com:office:word" xmlns:a="http://schemas.openxmlformats.org/drawingml/2006/main" xmlns:pic="http://schemas.openxmlformats.org/drawingml/2006/picture" xmlns:wp="http://schemas.openxmlformats.org/drawingml/2006/wordprocessingDrawing">
   <w:body>
-    <w:bookmarkStart w:id="91" w:name="manuel-dutilisation--livreur-pièces"/>
+    <w:bookmarkStart w:id="102" w:name="manuel-dutilisation--livreur-pièces"/>
     <w:p>
       <w:pPr>
         <w:pStyle w:val="Heading1"/>
@@ -84,7 +84,7 @@
         </w:pict>
       </w:r>
     </w:p>
-    <w:bookmarkStart w:id="9" w:name="table-des-matières"/>
+    <w:bookmarkStart w:id="20" w:name="table-des-matières"/>
     <w:p>
       <w:pPr>
         <w:pStyle w:val="Heading2"/>
@@ -406,8 +406,8 @@
         </w:pict>
       </w:r>
     </w:p>
-    <w:bookmarkEnd w:id="9"/>
-    <w:bookmarkStart w:id="13" w:name="Xfcc00fc1d37f94df108041d709986dc2b69be95"/>
+    <w:bookmarkEnd w:id="20"/>
+    <w:bookmarkStart w:id="24" w:name="Xfcc00fc1d37f94df108041d709986dc2b69be95"/>
     <w:p>
       <w:pPr>
         <w:pStyle w:val="Heading2"/>
@@ -416,7 +416,7 @@
         <w:t xml:space="preserve">1. Accès et connexion</w:t>
       </w:r>
     </w:p>
-    <w:bookmarkStart w:id="10" w:name="votre-rôle-sur-pièces"/>
+    <w:bookmarkStart w:id="21" w:name="votre-rôle-sur-pièces"/>
     <w:p>
       <w:pPr>
         <w:pStyle w:val="Heading3"/>
@@ -517,8 +517,8 @@
         <w:t xml:space="preserve">(RIDER) est attribué par un administrateur. Il ne s'obtient pas automatiquement à l'inscription.</w:t>
       </w:r>
     </w:p>
-    <w:bookmarkEnd w:id="10"/>
-    <w:bookmarkStart w:id="11" w:name="comment-se-connecter"/>
+    <w:bookmarkEnd w:id="21"/>
+    <w:bookmarkStart w:id="22" w:name="comment-se-connecter"/>
     <w:p>
       <w:pPr>
         <w:pStyle w:val="Heading3"/>
@@ -765,8 +765,8 @@
         <w:t xml:space="preserve">apparaît après 60 secondes</w:t>
       </w:r>
     </w:p>
-    <w:bookmarkEnd w:id="11"/>
-    <w:bookmarkStart w:id="12" w:name="activer-le-contexte-livreur"/>
+    <w:bookmarkEnd w:id="22"/>
+    <w:bookmarkStart w:id="23" w:name="activer-le-contexte-livreur"/>
     <w:p>
       <w:pPr>
         <w:pStyle w:val="Heading3"/>
@@ -883,9 +883,9 @@
         </w:pict>
       </w:r>
     </w:p>
-    <w:bookmarkEnd w:id="12"/>
-    <w:bookmarkEnd w:id="13"/>
-    <w:bookmarkStart w:id="16" w:name="Xa22c2be2b210bf449281c4f1cc96703fbc71567"/>
+    <w:bookmarkEnd w:id="23"/>
+    <w:bookmarkEnd w:id="24"/>
+    <w:bookmarkStart w:id="27" w:name="Xa22c2be2b210bf449281c4f1cc96703fbc71567"/>
     <w:p>
       <w:pPr>
         <w:pStyle w:val="Heading2"/>
@@ -915,7 +915,7 @@
         <w:t xml:space="preserve">, un écran de consentement bloque l'accès à l'application.</w:t>
       </w:r>
     </w:p>
-    <w:bookmarkStart w:id="14" w:name="ce-qui-est-affiché"/>
+    <w:bookmarkStart w:id="25" w:name="ce-qui-est-affiché"/>
     <w:p>
       <w:pPr>
         <w:pStyle w:val="Heading3"/>
@@ -1000,8 +1000,8 @@
         <w:t xml:space="preserve">Photos de pièces (identification par IA)</w:t>
       </w:r>
     </w:p>
-    <w:bookmarkEnd w:id="14"/>
-    <w:bookmarkStart w:id="15" w:name="action-requise"/>
+    <w:bookmarkEnd w:id="25"/>
+    <w:bookmarkStart w:id="26" w:name="action-requise"/>
     <w:p>
       <w:pPr>
         <w:pStyle w:val="Heading3"/>
@@ -1063,9 +1063,9 @@
         </w:pict>
       </w:r>
     </w:p>
-    <w:bookmarkEnd w:id="15"/>
-    <w:bookmarkEnd w:id="16"/>
-    <w:bookmarkStart w:id="19" w:name="X6eed48f564f6479d31b1b8903b15fec933de0c4"/>
+    <w:bookmarkEnd w:id="26"/>
+    <w:bookmarkEnd w:id="27"/>
+    <w:bookmarkStart w:id="30" w:name="X6eed48f564f6479d31b1b8903b15fec933de0c4"/>
     <w:p>
       <w:pPr>
         <w:pStyle w:val="Heading2"/>
@@ -1074,7 +1074,7 @@
         <w:t xml:space="preserve">3. Navigation dans l'application</w:t>
       </w:r>
     </w:p>
-    <w:bookmarkStart w:id="17" w:name="barre-de-navigation"/>
+    <w:bookmarkStart w:id="28" w:name="barre-de-navigation"/>
     <w:p>
       <w:pPr>
         <w:pStyle w:val="Heading3"/>
@@ -1267,8 +1267,8 @@
         </w:tc>
       </w:tr>
     </w:tbl>
-    <w:bookmarkEnd w:id="17"/>
-    <w:bookmarkStart w:id="18" w:name="accéder-au-tableau-de-bord-livreur"/>
+    <w:bookmarkEnd w:id="28"/>
+    <w:bookmarkStart w:id="29" w:name="accéder-au-tableau-de-bord-livreur"/>
     <w:p>
       <w:pPr>
         <w:pStyle w:val="Heading3"/>
@@ -1306,9 +1306,9 @@
         </w:pict>
       </w:r>
     </w:p>
-    <w:bookmarkEnd w:id="18"/>
-    <w:bookmarkEnd w:id="19"/>
-    <w:bookmarkStart w:id="23" w:name="Xcac749d4ee74b5cf626e9b8ed5ecde03239ff30"/>
+    <w:bookmarkEnd w:id="29"/>
+    <w:bookmarkEnd w:id="30"/>
+    <w:bookmarkStart w:id="34" w:name="Xcac749d4ee74b5cf626e9b8ed5ecde03239ff30"/>
     <w:p>
       <w:pPr>
         <w:pStyle w:val="Heading2"/>
@@ -1346,7 +1346,7 @@
         <w:t xml:space="preserve">Le tableau de bord est votre page centrale. Il affiche toutes vos livraisons, divisées en deux sections.</w:t>
       </w:r>
     </w:p>
-    <w:bookmarkStart w:id="20" w:name="section-1--livraisons-en-cours"/>
+    <w:bookmarkStart w:id="31" w:name="section-1--livraisons-en-cours"/>
     <w:p>
       <w:pPr>
         <w:pStyle w:val="Heading3"/>
@@ -1539,8 +1539,8 @@
         <w:t xml:space="preserve">pour accéder à la page de détail et effectuer les actions de livraison.</w:t>
       </w:r>
     </w:p>
-    <w:bookmarkEnd w:id="20"/>
-    <w:bookmarkStart w:id="21" w:name="section-2--historique"/>
+    <w:bookmarkEnd w:id="31"/>
+    <w:bookmarkStart w:id="32" w:name="section-2--historique"/>
     <w:p>
       <w:pPr>
         <w:pStyle w:val="Heading3"/>
@@ -1593,8 +1593,8 @@
         <w:t xml:space="preserve">Noms des pièces livrées</w:t>
       </w:r>
     </w:p>
-    <w:bookmarkEnd w:id="21"/>
-    <w:bookmarkStart w:id="22" w:name="libellés-des-statuts"/>
+    <w:bookmarkEnd w:id="32"/>
+    <w:bookmarkStart w:id="33" w:name="libellés-des-statuts"/>
     <w:p>
       <w:pPr>
         <w:pStyle w:val="Heading3"/>
@@ -1768,9 +1768,9 @@
         </w:pict>
       </w:r>
     </w:p>
-    <w:bookmarkEnd w:id="22"/>
-    <w:bookmarkEnd w:id="23"/>
-    <w:bookmarkStart w:id="26" w:name="X52c8fc4671f7a31f227275f76d5c64c5abc6105"/>
+    <w:bookmarkEnd w:id="33"/>
+    <w:bookmarkEnd w:id="34"/>
+    <w:bookmarkStart w:id="37" w:name="X52c8fc4671f7a31f227275f76d5c64c5abc6105"/>
     <w:p>
       <w:pPr>
         <w:pStyle w:val="Heading2"/>
@@ -1779,7 +1779,7 @@
         <w:t xml:space="preserve">5. Recevoir une assignation</w:t>
       </w:r>
     </w:p>
-    <w:bookmarkStart w:id="24" w:name="comment-ça-fonctionne"/>
+    <w:bookmarkStart w:id="35" w:name="comment-ça-fonctionne"/>
     <w:p>
       <w:pPr>
         <w:pStyle w:val="Heading3"/>
@@ -1912,8 +1912,8 @@
         <w:t xml:space="preserve">(Assignée)</w:t>
       </w:r>
     </w:p>
-    <w:bookmarkEnd w:id="24"/>
-    <w:bookmarkStart w:id="25" w:name="informations-fournies"/>
+    <w:bookmarkEnd w:id="35"/>
+    <w:bookmarkStart w:id="36" w:name="informations-fournies"/>
     <w:p>
       <w:pPr>
         <w:pStyle w:val="Heading3"/>
@@ -2171,9 +2171,9 @@
         </w:pict>
       </w:r>
     </w:p>
-    <w:bookmarkEnd w:id="25"/>
-    <w:bookmarkEnd w:id="26"/>
-    <w:bookmarkStart w:id="33" w:name="X621e6bd3a581eca5b59989448f8f1c8da673405"/>
+    <w:bookmarkEnd w:id="36"/>
+    <w:bookmarkEnd w:id="37"/>
+    <w:bookmarkStart w:id="44" w:name="X621e6bd3a581eca5b59989448f8f1c8da673405"/>
     <w:p>
       <w:pPr>
         <w:pStyle w:val="Heading2"/>
@@ -2206,7 +2206,7 @@
         <w:t xml:space="preserve">stricte. Chaque étape doit être validée dans l'ordre.</w:t>
       </w:r>
     </w:p>
-    <w:bookmarkStart w:id="27" w:name="page-de-détail"/>
+    <w:bookmarkStart w:id="38" w:name="page-de-détail"/>
     <w:p>
       <w:pPr>
         <w:pStyle w:val="Heading3"/>
@@ -2354,8 +2354,8 @@
         <w:t xml:space="preserve">: adaptés au statut actuel</w:t>
       </w:r>
     </w:p>
-    <w:bookmarkEnd w:id="27"/>
-    <w:bookmarkStart w:id="28" w:name="étape-1--démarrer-le-ramassage"/>
+    <w:bookmarkEnd w:id="38"/>
+    <w:bookmarkStart w:id="39" w:name="étape-1--démarrer-le-ramassage"/>
     <w:p>
       <w:pPr>
         <w:pStyle w:val="Heading3"/>
@@ -2452,8 +2452,8 @@
         <w:t xml:space="preserve">Cela signifie que vous êtes en route vers la boutique du vendeur pour récupérer la pièce.</w:t>
       </w:r>
     </w:p>
-    <w:bookmarkEnd w:id="28"/>
-    <w:bookmarkStart w:id="29" w:name="étape-2--pièce-récupérée--en-route"/>
+    <w:bookmarkEnd w:id="39"/>
+    <w:bookmarkStart w:id="40" w:name="étape-2--pièce-récupérée--en-route"/>
     <w:p>
       <w:pPr>
         <w:pStyle w:val="Heading3"/>
@@ -2577,8 +2577,8 @@
         <w:t xml:space="preserve">Cela signifie que vous avez récupéré la pièce chez le vendeur et que vous êtes en route vers le client.</w:t>
       </w:r>
     </w:p>
-    <w:bookmarkEnd w:id="29"/>
-    <w:bookmarkStart w:id="30" w:name="étape-3--confirmer-la-livraison"/>
+    <w:bookmarkEnd w:id="40"/>
+    <w:bookmarkStart w:id="41" w:name="étape-3--confirmer-la-livraison"/>
     <w:p>
       <w:pPr>
         <w:pStyle w:val="Heading3"/>
@@ -2716,8 +2716,8 @@
         <w:t xml:space="preserve">"Livraison confirmée"</w:t>
       </w:r>
     </w:p>
-    <w:bookmarkEnd w:id="30"/>
-    <w:bookmarkStart w:id="31" w:name="résumé-des-transitions"/>
+    <w:bookmarkEnd w:id="41"/>
+    <w:bookmarkStart w:id="42" w:name="résumé-des-transitions"/>
     <w:p>
       <w:pPr>
         <w:pStyle w:val="Heading3"/>
@@ -2863,8 +2863,8 @@
         <w:t xml:space="preserve">DELIVERED ✅</w:t>
       </w:r>
     </w:p>
-    <w:bookmarkEnd w:id="31"/>
-    <w:bookmarkStart w:id="32" w:name="règles-importantes"/>
+    <w:bookmarkEnd w:id="42"/>
+    <w:bookmarkStart w:id="43" w:name="règles-importantes"/>
     <w:p>
       <w:pPr>
         <w:pStyle w:val="Heading3"/>
@@ -2946,9 +2946,9 @@
         </w:pict>
       </w:r>
     </w:p>
-    <w:bookmarkEnd w:id="32"/>
-    <w:bookmarkEnd w:id="33"/>
-    <w:bookmarkStart w:id="39" w:name="X5f6e4258ac0317b71274c11a29fd5829542d12f"/>
+    <w:bookmarkEnd w:id="43"/>
+    <w:bookmarkEnd w:id="44"/>
+    <w:bookmarkStart w:id="50" w:name="X5f6e4258ac0317b71274c11a29fd5829542d12f"/>
     <w:p>
       <w:pPr>
         <w:pStyle w:val="Heading2"/>
@@ -2957,7 +2957,7 @@
         <w:t xml:space="preserve">7. Gérer le paiement à la livraison (COD)</w:t>
       </w:r>
     </w:p>
-    <w:bookmarkStart w:id="34" w:name="quest-ce-que-le-cod-"/>
+    <w:bookmarkStart w:id="45" w:name="quest-ce-que-le-cod-"/>
     <w:p>
       <w:pPr>
         <w:pStyle w:val="Heading3"/>
@@ -2990,8 +2990,8 @@
         <w:t xml:space="preserve">(paiement à la livraison). Pour certaines commandes, le client paie en espèces au moment de la livraison au lieu de payer par mobile money.</w:t>
       </w:r>
     </w:p>
-    <w:bookmarkEnd w:id="34"/>
-    <w:bookmarkStart w:id="35" w:name="conditions-du-cod"/>
+    <w:bookmarkEnd w:id="45"/>
+    <w:bookmarkStart w:id="46" w:name="conditions-du-cod"/>
     <w:p>
       <w:pPr>
         <w:pStyle w:val="Heading3"/>
@@ -3090,8 +3090,8 @@
         </w:tc>
       </w:tr>
     </w:tbl>
-    <w:bookmarkEnd w:id="35"/>
-    <w:bookmarkStart w:id="36" w:name="comment-reconnaître-une-livraison-cod"/>
+    <w:bookmarkEnd w:id="46"/>
+    <w:bookmarkStart w:id="47" w:name="comment-reconnaître-une-livraison-cod"/>
     <w:p>
       <w:pPr>
         <w:pStyle w:val="Heading3"/>
@@ -3186,8 +3186,8 @@
         <w:t xml:space="preserve">sur la page de détail</w:t>
       </w:r>
     </w:p>
-    <w:bookmarkEnd w:id="36"/>
-    <w:bookmarkStart w:id="37" w:name="procédure-cod"/>
+    <w:bookmarkEnd w:id="47"/>
+    <w:bookmarkStart w:id="48" w:name="procédure-cod"/>
     <w:p>
       <w:pPr>
         <w:pStyle w:val="Heading3"/>
@@ -3252,8 +3252,8 @@
         <w:t xml:space="preserve">"Confirmer la livraison"</w:t>
       </w:r>
     </w:p>
-    <w:bookmarkEnd w:id="37"/>
-    <w:bookmarkStart w:id="38" w:name="si-le-montant-cod-est-0-ou-absent"/>
+    <w:bookmarkEnd w:id="48"/>
+    <w:bookmarkStart w:id="49" w:name="si-le-montant-cod-est-0-ou-absent"/>
     <w:p>
       <w:pPr>
         <w:pStyle w:val="Heading3"/>
@@ -3293,9 +3293,9 @@
         </w:pict>
       </w:r>
     </w:p>
-    <w:bookmarkEnd w:id="38"/>
-    <w:bookmarkEnd w:id="39"/>
-    <w:bookmarkStart w:id="44" w:name="X5e3fe2905c94a0bd61d6704f05634f8df816d22"/>
+    <w:bookmarkEnd w:id="49"/>
+    <w:bookmarkEnd w:id="50"/>
+    <w:bookmarkStart w:id="55" w:name="X5e3fe2905c94a0bd61d6704f05634f8df816d22"/>
     <w:p>
       <w:pPr>
         <w:pStyle w:val="Heading2"/>
@@ -3304,7 +3304,7 @@
         <w:t xml:space="preserve">8. Signaler un client absent</w:t>
       </w:r>
     </w:p>
-    <w:bookmarkStart w:id="40" w:name="quand-utiliser-cette-fonction"/>
+    <w:bookmarkStart w:id="51" w:name="quand-utiliser-cette-fonction"/>
     <w:p>
       <w:pPr>
         <w:pStyle w:val="Heading3"/>
@@ -3321,8 +3321,8 @@
         <w:t xml:space="preserve">Si vous arrivez à l'adresse de livraison et que le client n'est pas présent, vous pouvez signaler son absence.</w:t>
       </w:r>
     </w:p>
-    <w:bookmarkEnd w:id="40"/>
-    <w:bookmarkStart w:id="41" w:name="comment-faire"/>
+    <w:bookmarkEnd w:id="51"/>
+    <w:bookmarkStart w:id="52" w:name="comment-faire"/>
     <w:p>
       <w:pPr>
         <w:pStyle w:val="Heading3"/>
@@ -3377,8 +3377,8 @@
         <w:t xml:space="preserve">"Client absent"</w:t>
       </w:r>
     </w:p>
-    <w:bookmarkEnd w:id="41"/>
-    <w:bookmarkStart w:id="42" w:name="ce-qui-se-passe"/>
+    <w:bookmarkEnd w:id="52"/>
+    <w:bookmarkStart w:id="53" w:name="ce-qui-se-passe"/>
     <w:p>
       <w:pPr>
         <w:pStyle w:val="Heading3"/>
@@ -3466,8 +3466,8 @@
         <w:t xml:space="preserve">Vous pourrez tenter une nouvelle livraison ultérieurement</w:t>
       </w:r>
     </w:p>
-    <w:bookmarkEnd w:id="42"/>
-    <w:bookmarkStart w:id="43" w:name="important"/>
+    <w:bookmarkEnd w:id="53"/>
+    <w:bookmarkStart w:id="54" w:name="important"/>
     <w:p>
       <w:pPr>
         <w:pStyle w:val="Heading3"/>
@@ -3561,9 +3561,9 @@
         </w:pict>
       </w:r>
     </w:p>
-    <w:bookmarkEnd w:id="43"/>
-    <w:bookmarkEnd w:id="44"/>
-    <w:bookmarkStart w:id="49" w:name="X4bda9dd40b842481b290c5b2541928a82d4df3c"/>
+    <w:bookmarkEnd w:id="54"/>
+    <w:bookmarkEnd w:id="55"/>
+    <w:bookmarkStart w:id="60" w:name="X4bda9dd40b842481b290c5b2541928a82d4df3c"/>
     <w:p>
       <w:pPr>
         <w:pStyle w:val="Heading2"/>
@@ -3572,7 +3572,7 @@
         <w:t xml:space="preserve">9. Mise à jour de la position GPS</w:t>
       </w:r>
     </w:p>
-    <w:bookmarkStart w:id="45" w:name="fonctionnement"/>
+    <w:bookmarkStart w:id="56" w:name="fonctionnement"/>
     <w:p>
       <w:pPr>
         <w:pStyle w:val="Heading3"/>
@@ -3589,8 +3589,8 @@
         <w:t xml:space="preserve">Vous pouvez envoyer vos coordonnées GPS en temps réel pour permettre au client et à l'administrateur de suivre votre progression.</w:t>
       </w:r>
     </w:p>
-    <w:bookmarkEnd w:id="45"/>
-    <w:bookmarkStart w:id="46" w:name="données-envoyées"/>
+    <w:bookmarkEnd w:id="56"/>
+    <w:bookmarkStart w:id="57" w:name="données-envoyées"/>
     <w:p>
       <w:pPr>
         <w:pStyle w:val="Heading3"/>
@@ -3691,8 +3691,8 @@
         </w:tc>
       </w:tr>
     </w:tbl>
-    <w:bookmarkEnd w:id="46"/>
-    <w:bookmarkStart w:id="47" w:name="quand-mettre-à-jour"/>
+    <w:bookmarkEnd w:id="57"/>
+    <w:bookmarkStart w:id="58" w:name="quand-mettre-à-jour"/>
     <w:p>
       <w:pPr>
         <w:pStyle w:val="Heading3"/>
@@ -3725,8 +3725,8 @@
         <w:t xml:space="preserve">tant que vous êtes le livreur assigné, quel que soit le statut de la livraison (ASSIGNED, PICKUP_IN_PROGRESS, IN_TRANSIT, DELIVERED).</w:t>
       </w:r>
     </w:p>
-    <w:bookmarkEnd w:id="47"/>
-    <w:bookmarkStart w:id="48" w:name="qui-peut-voir-ma-position-"/>
+    <w:bookmarkEnd w:id="58"/>
+    <w:bookmarkStart w:id="59" w:name="qui-peut-voir-ma-position-"/>
     <w:p>
       <w:pPr>
         <w:pStyle w:val="Heading3"/>
@@ -3795,9 +3795,9 @@
         </w:pict>
       </w:r>
     </w:p>
-    <w:bookmarkEnd w:id="48"/>
-    <w:bookmarkEnd w:id="49"/>
-    <w:bookmarkStart w:id="53" w:name="Xc89878d2ea0b0236da949860e00842a5c92584f"/>
+    <w:bookmarkEnd w:id="59"/>
+    <w:bookmarkEnd w:id="60"/>
+    <w:bookmarkStart w:id="64" w:name="Xc89878d2ea0b0236da949860e00842a5c92584f"/>
     <w:p>
       <w:pPr>
         <w:pStyle w:val="Heading2"/>
@@ -3806,7 +3806,7 @@
         <w:t xml:space="preserve">10. Historique des livraisons</w:t>
       </w:r>
     </w:p>
-    <w:bookmarkStart w:id="50" w:name="où-consulter-lhistorique"/>
+    <w:bookmarkStart w:id="61" w:name="où-consulter-lhistorique"/>
     <w:p>
       <w:pPr>
         <w:pStyle w:val="Heading3"/>
@@ -3848,8 +3848,8 @@
         <w:t xml:space="preserve">affiche vos 10 dernières livraisons terminées.</w:t>
       </w:r>
     </w:p>
-    <w:bookmarkEnd w:id="50"/>
-    <w:bookmarkStart w:id="51" w:name="informations-affichées"/>
+    <w:bookmarkEnd w:id="61"/>
+    <w:bookmarkStart w:id="62" w:name="informations-affichées"/>
     <w:p>
       <w:pPr>
         <w:pStyle w:val="Heading3"/>
@@ -3980,8 +3980,8 @@
         </w:tc>
       </w:tr>
     </w:tbl>
-    <w:bookmarkEnd w:id="51"/>
-    <w:bookmarkStart w:id="52" w:name="livraisons-terminées"/>
+    <w:bookmarkEnd w:id="62"/>
+    <w:bookmarkStart w:id="63" w:name="livraisons-terminées"/>
     <w:p>
       <w:pPr>
         <w:pStyle w:val="Heading3"/>
@@ -4049,9 +4049,9 @@
         </w:pict>
       </w:r>
     </w:p>
-    <w:bookmarkEnd w:id="52"/>
-    <w:bookmarkEnd w:id="53"/>
-    <w:bookmarkStart w:id="59" w:name="X28a87bedf8ffe1e1534f852815fe79b95bb3548"/>
+    <w:bookmarkEnd w:id="63"/>
+    <w:bookmarkEnd w:id="64"/>
+    <w:bookmarkStart w:id="70" w:name="X28a87bedf8ffe1e1534f852815fe79b95bb3548"/>
     <w:p>
       <w:pPr>
         <w:pStyle w:val="Heading2"/>
@@ -4060,7 +4060,7 @@
         <w:t xml:space="preserve">11. Avis clients sur vos livraisons</w:t>
       </w:r>
     </w:p>
-    <w:bookmarkStart w:id="54" w:name="qui-peut-vous-évaluer-"/>
+    <w:bookmarkStart w:id="65" w:name="qui-peut-vous-évaluer-"/>
     <w:p>
       <w:pPr>
         <w:pStyle w:val="Heading3"/>
@@ -4090,8 +4090,8 @@
         <w:t xml:space="preserve">(le mécanicien qui a créé la commande) peut évaluer votre livraison.</w:t>
       </w:r>
     </w:p>
-    <w:bookmarkEnd w:id="54"/>
-    <w:bookmarkStart w:id="55" w:name="conditions"/>
+    <w:bookmarkEnd w:id="65"/>
+    <w:bookmarkStart w:id="66" w:name="conditions"/>
     <w:p>
       <w:pPr>
         <w:pStyle w:val="Heading3"/>
@@ -4150,8 +4150,8 @@
         <w:t xml:space="preserve">Un seul avis par livraison</w:t>
       </w:r>
     </w:p>
-    <w:bookmarkEnd w:id="55"/>
-    <w:bookmarkStart w:id="56" w:name="format-des-avis"/>
+    <w:bookmarkEnd w:id="66"/>
+    <w:bookmarkStart w:id="67" w:name="format-des-avis"/>
     <w:p>
       <w:pPr>
         <w:pStyle w:val="Heading3"/>
@@ -4254,8 +4254,8 @@
         </w:tc>
       </w:tr>
     </w:tbl>
-    <w:bookmarkEnd w:id="56"/>
-    <w:bookmarkStart w:id="57" w:name="consulter-vos-avis"/>
+    <w:bookmarkEnd w:id="67"/>
+    <w:bookmarkStart w:id="68" w:name="consulter-vos-avis"/>
     <w:p>
       <w:pPr>
         <w:pStyle w:val="Heading3"/>
@@ -4356,8 +4356,8 @@
         <w:t xml:space="preserve">d'avis</w:t>
       </w:r>
     </w:p>
-    <w:bookmarkEnd w:id="57"/>
-    <w:bookmarkStart w:id="58" w:name="impact-sur-votre-activité"/>
+    <w:bookmarkEnd w:id="68"/>
+    <w:bookmarkStart w:id="69" w:name="impact-sur-votre-activité"/>
     <w:p>
       <w:pPr>
         <w:pStyle w:val="Heading3"/>
@@ -4381,9 +4381,9 @@
         </w:pict>
       </w:r>
     </w:p>
-    <w:bookmarkEnd w:id="58"/>
-    <w:bookmarkEnd w:id="59"/>
-    <w:bookmarkStart w:id="62" w:name="X881a3c4139307050cfcb1784b755ae35cc67377"/>
+    <w:bookmarkEnd w:id="69"/>
+    <w:bookmarkEnd w:id="70"/>
+    <w:bookmarkStart w:id="73" w:name="X881a3c4139307050cfcb1784b755ae35cc67377"/>
     <w:p>
       <w:pPr>
         <w:pStyle w:val="Heading2"/>
@@ -4392,7 +4392,7 @@
         <w:t xml:space="preserve">12. Notifications</w:t>
       </w:r>
     </w:p>
-    <w:bookmarkStart w:id="60" w:name="notification-dassignation"/>
+    <w:bookmarkStart w:id="71" w:name="notification-dassignation"/>
     <w:p>
       <w:pPr>
         <w:pStyle w:val="Heading3"/>
@@ -4421,8 +4421,8 @@
         <w:t xml:space="preserve">"Nouvelle livraison {ID sur 8 caractères} assignée. Récupérez à : {adresse de ramassage}"</w:t>
       </w:r>
     </w:p>
-    <w:bookmarkEnd w:id="60"/>
-    <w:bookmarkStart w:id="61" w:name="préférences-de-notification"/>
+    <w:bookmarkEnd w:id="71"/>
+    <w:bookmarkStart w:id="72" w:name="préférences-de-notification"/>
     <w:p>
       <w:pPr>
         <w:pStyle w:val="Heading3"/>
@@ -4613,9 +4613,9 @@
         </w:pict>
       </w:r>
     </w:p>
-    <w:bookmarkEnd w:id="61"/>
-    <w:bookmarkEnd w:id="62"/>
-    <w:bookmarkStart w:id="67" w:name="Xc0953a3f29903e06d156922746e2d3941085038"/>
+    <w:bookmarkEnd w:id="72"/>
+    <w:bookmarkEnd w:id="73"/>
+    <w:bookmarkStart w:id="78" w:name="Xc0953a3f29903e06d156922746e2d3941085038"/>
     <w:p>
       <w:pPr>
         <w:pStyle w:val="Heading2"/>
@@ -4624,7 +4624,7 @@
         <w:t xml:space="preserve">13. Profil et gestion du compte</w:t>
       </w:r>
     </w:p>
-    <w:bookmarkStart w:id="63" w:name="page-profil"/>
+    <w:bookmarkStart w:id="74" w:name="page-profil"/>
     <w:p>
       <w:pPr>
         <w:pStyle w:val="Heading3"/>
@@ -4728,8 +4728,8 @@
         <w:t xml:space="preserve">: Le rôle actuellement sélectionné</w:t>
       </w:r>
     </w:p>
-    <w:bookmarkEnd w:id="63"/>
-    <w:bookmarkStart w:id="64" w:name="changement-de-contexte"/>
+    <w:bookmarkEnd w:id="74"/>
+    <w:bookmarkStart w:id="75" w:name="changement-de-contexte"/>
     <w:p>
       <w:pPr>
         <w:pStyle w:val="Heading3"/>
@@ -4746,8 +4746,8 @@
         <w:t xml:space="preserve">Si vous avez plusieurs rôles, basculez entre eux via le bouton de changement de contexte. Le changement est immédiat.</w:t>
       </w:r>
     </w:p>
-    <w:bookmarkEnd w:id="64"/>
-    <w:bookmarkStart w:id="65" w:name="données-personnelles"/>
+    <w:bookmarkEnd w:id="75"/>
+    <w:bookmarkStart w:id="76" w:name="données-personnelles"/>
     <w:p>
       <w:pPr>
         <w:pStyle w:val="Heading3"/>
@@ -4843,8 +4843,8 @@
         <w:t xml:space="preserve">de vos données personnelles</w:t>
       </w:r>
     </w:p>
-    <w:bookmarkEnd w:id="65"/>
-    <w:bookmarkStart w:id="66" w:name="déconnexion"/>
+    <w:bookmarkEnd w:id="76"/>
+    <w:bookmarkStart w:id="77" w:name="déconnexion"/>
     <w:p>
       <w:pPr>
         <w:pStyle w:val="Heading3"/>
@@ -4884,9 +4884,9 @@
         </w:pict>
       </w:r>
     </w:p>
-    <w:bookmarkEnd w:id="66"/>
-    <w:bookmarkEnd w:id="67"/>
-    <w:bookmarkStart w:id="69" w:name="Xea9100018a570e2554c4b269289f87843b340d5"/>
+    <w:bookmarkEnd w:id="77"/>
+    <w:bookmarkEnd w:id="78"/>
+    <w:bookmarkStart w:id="80" w:name="Xea9100018a570e2554c4b269289f87843b340d5"/>
     <w:p>
       <w:pPr>
         <w:pStyle w:val="Heading2"/>
@@ -5280,7 +5280,7 @@
         <w:rPr>
           <w:rStyle w:val="VerbatimChar"/>
         </w:rPr>
-        <w:t xml:space="preserve">│ CONFIRMED │ Fonds escrow libérés au vendeur 💰</w:t>
+        <w:t xml:space="preserve">│ CONFIRMED │ Vente définitive — le vendeur a été payé à l'encaissement 💰</w:t>
       </w:r>
       <w:r>
         <w:br/>
@@ -5292,7 +5292,7 @@
         <w:t xml:space="preserve">└───────────┘</w:t>
       </w:r>
     </w:p>
-    <w:bookmarkStart w:id="68" w:name="résumé-de-vos-actions"/>
+    <w:bookmarkStart w:id="79" w:name="résumé-de-vos-actions"/>
     <w:p>
       <w:pPr>
         <w:pStyle w:val="Heading3"/>
@@ -5568,9 +5568,9 @@
         </w:pict>
       </w:r>
     </w:p>
-    <w:bookmarkEnd w:id="68"/>
-    <w:bookmarkEnd w:id="69"/>
-    <w:bookmarkStart w:id="71" w:name="X43c365df239302404ab4e6193b3c299b7a65d03"/>
+    <w:bookmarkEnd w:id="79"/>
+    <w:bookmarkEnd w:id="80"/>
+    <w:bookmarkStart w:id="82" w:name="X43c365df239302404ab4e6193b3c299b7a65d03"/>
     <w:p>
       <w:pPr>
         <w:pStyle w:val="Heading2"/>
@@ -5579,7 +5579,7 @@
         <w:t xml:space="preserve">15. Zone de couverture</w:t>
       </w:r>
     </w:p>
-    <w:bookmarkStart w:id="70" w:name="les-13-communes-du-district-dabidjan"/>
+    <w:bookmarkStart w:id="81" w:name="les-13-communes-du-district-dabidjan"/>
     <w:p>
       <w:pPr>
         <w:pStyle w:val="Heading3"/>
@@ -5961,9 +5961,9 @@
         </w:pict>
       </w:r>
     </w:p>
-    <w:bookmarkEnd w:id="70"/>
-    <w:bookmarkEnd w:id="71"/>
-    <w:bookmarkStart w:id="72" w:name="Xf49854e9ddebf1e8579cb1e18cab0f97330d496"/>
+    <w:bookmarkEnd w:id="81"/>
+    <w:bookmarkEnd w:id="82"/>
+    <w:bookmarkStart w:id="83" w:name="Xf49854e9ddebf1e8579cb1e18cab0f97330d496"/>
     <w:p>
       <w:pPr>
         <w:pStyle w:val="Heading2"/>
@@ -6115,8 +6115,8 @@
         </w:pict>
       </w:r>
     </w:p>
-    <w:bookmarkEnd w:id="72"/>
-    <w:bookmarkStart w:id="77" w:name="Xf5a0fa11eb3fbae5b2ea942f7134395f0a76ecf"/>
+    <w:bookmarkEnd w:id="83"/>
+    <w:bookmarkStart w:id="88" w:name="Xf5a0fa11eb3fbae5b2ea942f7134395f0a76ecf"/>
     <w:p>
       <w:pPr>
         <w:pStyle w:val="Heading2"/>
@@ -6125,7 +6125,7 @@
         <w:t xml:space="preserve">17. Référence rapide des endpoints</w:t>
       </w:r>
     </w:p>
-    <w:bookmarkStart w:id="73" w:name="endpoints-livreur-authentifié"/>
+    <w:bookmarkStart w:id="84" w:name="endpoints-livreur-authentifié"/>
     <w:p>
       <w:pPr>
         <w:pStyle w:val="Heading3"/>
@@ -6412,8 +6412,8 @@
         </w:tc>
       </w:tr>
     </w:tbl>
-    <w:bookmarkEnd w:id="73"/>
-    <w:bookmarkStart w:id="74" w:name="endpoints-publics"/>
+    <w:bookmarkEnd w:id="84"/>
+    <w:bookmarkStart w:id="85" w:name="endpoints-publics"/>
     <w:p>
       <w:pPr>
         <w:pStyle w:val="Heading3"/>
@@ -6548,8 +6548,8 @@
         </w:tc>
       </w:tr>
     </w:tbl>
-    <w:bookmarkEnd w:id="74"/>
-    <w:bookmarkStart w:id="75" w:name="endpoints-profil-authentifié"/>
+    <w:bookmarkEnd w:id="85"/>
+    <w:bookmarkStart w:id="86" w:name="endpoints-profil-authentifié"/>
     <w:p>
       <w:pPr>
         <w:pStyle w:val="Heading3"/>
@@ -6836,8 +6836,8 @@
         </w:tc>
       </w:tr>
     </w:tbl>
-    <w:bookmarkEnd w:id="75"/>
-    <w:bookmarkStart w:id="76" w:name="codes-derreur-fréquents"/>
+    <w:bookmarkEnd w:id="86"/>
+    <w:bookmarkStart w:id="87" w:name="codes-derreur-fréquents"/>
     <w:p>
       <w:pPr>
         <w:pStyle w:val="Heading3"/>
@@ -7131,9 +7131,9 @@
         </w:pict>
       </w:r>
     </w:p>
-    <w:bookmarkEnd w:id="76"/>
-    <w:bookmarkEnd w:id="77"/>
-    <w:bookmarkStart w:id="90" w:name="X450fe3f3b38f07759e96c156f8c32482f8a2e32"/>
+    <w:bookmarkEnd w:id="87"/>
+    <w:bookmarkEnd w:id="88"/>
+    <w:bookmarkStart w:id="101" w:name="X450fe3f3b38f07759e96c156f8c32482f8a2e32"/>
     <w:p>
       <w:pPr>
         <w:pStyle w:val="Heading2"/>
@@ -7142,7 +7142,7 @@
         <w:t xml:space="preserve">18. FAQ livreur</w:t>
       </w:r>
     </w:p>
-    <w:bookmarkStart w:id="78" w:name="q1--comment-devenir-livreur-sur-pièces-"/>
+    <w:bookmarkStart w:id="89" w:name="q1--comment-devenir-livreur-sur-pièces-"/>
     <w:p>
       <w:pPr>
         <w:pStyle w:val="Heading3"/>
@@ -7172,8 +7172,8 @@
         <w:t xml:space="preserve">. Contactez l'équipe Pièces pour demander l'activation de votre rôle Livreur. Votre compte doit d'abord être créé (connexion par téléphone), puis l'administrateur ajoute le rôle RIDER à votre profil.</w:t>
       </w:r>
     </w:p>
-    <w:bookmarkEnd w:id="78"/>
-    <w:bookmarkStart w:id="79" w:name="X09dfb255fa323b3c67d0269d2d7537c02226e84"/>
+    <w:bookmarkEnd w:id="89"/>
+    <w:bookmarkStart w:id="90" w:name="X09dfb255fa323b3c67d0269d2d7537c02226e84"/>
     <w:p>
       <w:pPr>
         <w:pStyle w:val="Heading3"/>
@@ -7223,8 +7223,8 @@
         <w:t xml:space="preserve">(vérifiable sur la page Profil).</w:t>
       </w:r>
     </w:p>
-    <w:bookmarkEnd w:id="79"/>
-    <w:bookmarkStart w:id="80" w:name="Xe5a6c2b32775f3cb28dee62d26ac80cbf424cf6"/>
+    <w:bookmarkEnd w:id="90"/>
+    <w:bookmarkStart w:id="91" w:name="Xe5a6c2b32775f3cb28dee62d26ac80cbf424cf6"/>
     <w:p>
       <w:pPr>
         <w:pStyle w:val="Heading3"/>
@@ -7241,8 +7241,8 @@
         <w:t xml:space="preserve">Le système ne prévoit pas de fonction de refus. Si vous ne pouvez pas effectuer une livraison, contactez l'administrateur qui pourra la réassigner.</w:t>
       </w:r>
     </w:p>
-    <w:bookmarkEnd w:id="80"/>
-    <w:bookmarkStart w:id="81" w:name="q4--que-faire-si-le-client-est-absent-"/>
+    <w:bookmarkEnd w:id="91"/>
+    <w:bookmarkStart w:id="92" w:name="q4--que-faire-si-le-client-est-absent-"/>
     <w:p>
       <w:pPr>
         <w:pStyle w:val="Heading3"/>
@@ -7275,8 +7275,8 @@
         <w:t xml:space="preserve">sur la page de détail de la livraison. Le drapeau est enregistré et l'administrateur en est informé. Vous restez en statut IN_TRANSIT et pourrez retenter la livraison ultérieurement.</w:t>
       </w:r>
     </w:p>
-    <w:bookmarkEnd w:id="81"/>
-    <w:bookmarkStart w:id="82" w:name="q5--comment-collecter-le-paiement-cod-"/>
+    <w:bookmarkEnd w:id="92"/>
+    <w:bookmarkStart w:id="93" w:name="q5--comment-collecter-le-paiement-cod-"/>
     <w:p>
       <w:pPr>
         <w:pStyle w:val="Heading3"/>
@@ -7322,8 +7322,8 @@
         <w:t xml:space="preserve">.</w:t>
       </w:r>
     </w:p>
-    <w:bookmarkEnd w:id="82"/>
-    <w:bookmarkStart w:id="83" w:name="X9674964d8cc02206b27910162e5a52a2ba41198"/>
+    <w:bookmarkEnd w:id="93"/>
+    <w:bookmarkStart w:id="94" w:name="X9674964d8cc02206b27910162e5a52a2ba41198"/>
     <w:p>
       <w:pPr>
         <w:pStyle w:val="Heading3"/>
@@ -7340,8 +7340,8 @@
         <w:t xml:space="preserve">La fonctionnalité de carte n'est pas encore disponible dans l'application. Vous pouvez copier l'adresse affichée et l'utiliser dans Google Maps ou toute autre application de navigation.</w:t>
       </w:r>
     </w:p>
-    <w:bookmarkEnd w:id="83"/>
-    <w:bookmarkStart w:id="84" w:name="q7--comment-sont-calculés-mes-avis-"/>
+    <w:bookmarkEnd w:id="94"/>
+    <w:bookmarkStart w:id="95" w:name="q7--comment-sont-calculés-mes-avis-"/>
     <w:p>
       <w:pPr>
         <w:pStyle w:val="Heading3"/>
@@ -7358,8 +7358,8 @@
         <w:t xml:space="preserve">Les mécaniciens (initiateurs de commande) peuvent vous évaluer de 1 à 5 étoiles après livraison. Votre note moyenne est calculée automatiquement et arrondie à 1 décimale. Les avis sont publics et visibles par tous.</w:t>
       </w:r>
     </w:p>
-    <w:bookmarkEnd w:id="84"/>
-    <w:bookmarkStart w:id="85" w:name="X21ec6ddfe85acb1ba2119a5c643edefb7e8eeb5"/>
+    <w:bookmarkEnd w:id="95"/>
+    <w:bookmarkStart w:id="96" w:name="X21ec6ddfe85acb1ba2119a5c643edefb7e8eeb5"/>
     <w:p>
       <w:pPr>
         <w:pStyle w:val="Heading3"/>
@@ -7389,8 +7389,8 @@
         <w:t xml:space="preserve">. Si vous confirmez une livraison par erreur, contactez l'administrateur. Vérifiez toujours le bouton avant d'appuyer.</w:t>
       </w:r>
     </w:p>
-    <w:bookmarkEnd w:id="85"/>
-    <w:bookmarkStart w:id="86" w:name="X17636e643b852b6ad011065d5c09367791a7b2a"/>
+    <w:bookmarkEnd w:id="96"/>
+    <w:bookmarkStart w:id="97" w:name="X17636e643b852b6ad011065d5c09367791a7b2a"/>
     <w:p>
       <w:pPr>
         <w:pStyle w:val="Heading3"/>
@@ -7407,8 +7407,8 @@
         <w:t xml:space="preserve">Oui. Vous pouvez avoir plusieurs rôles (ex : Livreur + Mécanicien). Utilisez le changement de contexte sur la page Profil pour basculer entre vos rôles.</w:t>
       </w:r>
     </w:p>
-    <w:bookmarkEnd w:id="86"/>
-    <w:bookmarkStart w:id="87" w:name="Xa4cf317c952caccdb3c48b906c35bee699fbf15"/>
+    <w:bookmarkEnd w:id="97"/>
+    <w:bookmarkStart w:id="98" w:name="Xa4cf317c952caccdb3c48b906c35bee699fbf15"/>
     <w:p>
       <w:pPr>
         <w:pStyle w:val="Heading3"/>
@@ -7441,8 +7441,8 @@
         <w:t xml:space="preserve">à chaque nouvelle assignation, avec l'adresse de collecte. Assurez-vous que WhatsApp est activé dans vos préférences de notification (activé par défaut).</w:t>
       </w:r>
     </w:p>
-    <w:bookmarkEnd w:id="87"/>
-    <w:bookmarkStart w:id="88" w:name="X780ba39f95489915634c16940dd4b2de7cb2df9"/>
+    <w:bookmarkEnd w:id="98"/>
+    <w:bookmarkStart w:id="99" w:name="X780ba39f95489915634c16940dd4b2de7cb2df9"/>
     <w:p>
       <w:pPr>
         <w:pStyle w:val="Heading3"/>
@@ -7472,8 +7472,8 @@
         <w:t xml:space="preserve">. Toutes vos livraisons seront dans cette zone géographique.</w:t>
       </w:r>
     </w:p>
-    <w:bookmarkEnd w:id="88"/>
-    <w:bookmarkStart w:id="89" w:name="q12--comment-fonctionne-le-suivi-gps-"/>
+    <w:bookmarkEnd w:id="99"/>
+    <w:bookmarkStart w:id="100" w:name="q12--comment-fonctionne-le-suivi-gps-"/>
     <w:p>
       <w:pPr>
         <w:pStyle w:val="Heading3"/>
@@ -7521,9 +7521,9 @@
         <w:t xml:space="preserve">Document généré le 2026-03-01 — Pièces v1.0</w:t>
       </w:r>
     </w:p>
-    <w:bookmarkEnd w:id="89"/>
-    <w:bookmarkEnd w:id="90"/>
-    <w:bookmarkEnd w:id="91"/>
+    <w:bookmarkEnd w:id="100"/>
+    <w:bookmarkEnd w:id="101"/>
+    <w:bookmarkEnd w:id="102"/>
     <w:sectPr>
       <w:footnotePr>
         <w:numRestart w:val="eachSect"/>
@@ -8158,10 +8158,10 @@
   <w:docDefaults>
     <w:rPrDefault>
       <w:rPr>
-        <w:rFonts w:asciiTheme="minorHAnsi" w:cstheme="minorBidi" w:eastAsiaTheme="minorEastAsia" w:hAnsiTheme="minorHAnsi"/>
+        <w:rFonts w:asciiTheme="minorHAnsi" w:cstheme="minorBidi" w:eastAsiaTheme="minorHAnsi" w:hAnsiTheme="minorHAnsi"/>
         <w:sz w:val="24"/>
         <w:szCs w:val="24"/>
-        <w:lang w:bidi="ar-SA" w:eastAsia="zh-CN" w:val="en-US"/>
+        <w:lang w:bidi="ar-SA" w:eastAsia="en-US" w:val="en-US"/>
       </w:rPr>
     </w:rPrDefault>
     <w:pPrDefault>
@@ -8702,6 +8702,13 @@
       </w:tblCellMar>
     </w:tblPr>
     <w:tblStylePr w:type="firstRow">
+      <w:tblPr>
+        <w:jc w:val="left"/>
+        <w:tblInd w:type="dxa" w:w="0"/>
+      </w:tblPr>
+      <w:trPr>
+        <w:jc w:val="left"/>
+      </w:trPr>
       <w:tcPr>
         <w:tcBorders>
           <w:bottom w:val="single"/>
